--- a/TP2. E13 Manual de Mantenimiento.docx
+++ b/TP2. E13 Manual de Mantenimiento.docx
@@ -1646,48 +1646,6 @@
           <w:rtl w:val="0"/>
         </w:rPr>
         <w:t xml:space="preserve">mysqldump -u root -p --databases tani_db &gt; /ruta/del/respaldo/tani_backup_$(date +\%Y\%m\%d).sql</w:t>
-      </w:r>
-    </w:p>
-    <w:p>
-      <w:pPr>
-        <w:pStyle w:val="Heading2"/>
-        <w:rPr/>
-      </w:pPr>
-      <w:r>
-        <w:rPr>
-          <w:rtl w:val="0"/>
-        </w:rPr>
-        <w:t xml:space="preserve">5.2 Respaldo Programado (CRON)</w:t>
-      </w:r>
-    </w:p>
-    <w:p>
-      <w:pPr>
-        <w:rPr/>
-      </w:pPr>
-      <w:r>
-        <w:rPr>
-          <w:rtl w:val="0"/>
-        </w:rPr>
-        <w:t xml:space="preserve">Ejemplo de entrada en crontab para respaldo diario a las 2am:</w:t>
-      </w:r>
-    </w:p>
-    <w:p>
-      <w:pPr>
-        <w:ind w:left="567" w:firstLine="0"/>
-        <w:rPr>
-          <w:rFonts w:ascii="Consolas" w:cs="Consolas" w:eastAsia="Consolas" w:hAnsi="Consolas"/>
-          <w:sz w:val="20"/>
-          <w:szCs w:val="20"/>
-        </w:rPr>
-      </w:pPr>
-      <w:r>
-        <w:rPr>
-          <w:rFonts w:ascii="Consolas" w:cs="Consolas" w:eastAsia="Consolas" w:hAnsi="Consolas"/>
-          <w:sz w:val="20"/>
-          <w:szCs w:val="20"/>
-          <w:rtl w:val="0"/>
-        </w:rPr>
-        <w:t xml:space="preserve">0 2 * * * /usr/bin/mysqldump -u root -pYourPassword --databases tani_db &gt; /backups/tani_backup_$(date +\%Y\%m\%d).sql</w:t>
       </w:r>
     </w:p>
     <w:p>
